--- a/data/exports/electromagnetic-induction_revision_notes.docx
+++ b/data/exports/electromagnetic-induction_revision_notes.docx
@@ -1018,7 +1018,7 @@
         <w:rPr>
           <w:sz w:val="20"/>
         </w:rPr>
-        <w:t>Magnetic flux Phi = B * A * cos(theta). Induced EMF e = -dPhi/dt. Lenz's law dictates that the induced current opposes the change in magnetic flux producing it.</w:t>
+        <w:t>Magnetic flux Φ_B = vec(B) · vec(A) = B A cosθ. Induced EMF \mathcalE = -(dΦ_B / dt) = -N (dΦ_B / dt). Lenz's law dictates that induced currents oppose the change in magnetic flux.</w:t>
       </w:r>
     </w:p>
     <w:tbl>
@@ -1056,7 +1056,7 @@
                 <w:color w:val="2D3748"/>
                 <w:sz w:val="19"/>
               </w:rPr>
-              <w:t>1. Charge flown through circuit Delta q = Delta Phi / R is independent of the rate/time of flux change! 2. Angle theta is between B and the normal to the coil area, not the coil plane.</w:t>
+              <w:t>1. Total induced charge flown Δ q = (ΔΦ_B / R) is independent of the rate or time interval of flux change! 2. Angle θ is measured from the surface normal vec(A), not the coil plane.</w:t>
             </w:r>
           </w:p>
         </w:tc>
@@ -1097,7 +1097,7 @@
                 <w:color w:val="2D3748"/>
                 <w:sz w:val="19"/>
               </w:rPr>
-              <w:t>When a coil of N turns rotates with angular velocity omega: e = NBA*omega*sin(omega*t), e_max = NBA*omega.</w:t>
+              <w:t>When an N-turn coil rotates with angular velocity ω in field B: \mathcalE(t) = N B A ω sin(ω t), with peak EMF \mathcalE_0 = N B A ω.</w:t>
             </w:r>
           </w:p>
         </w:tc>
@@ -1226,7 +1226,7 @@
         <w:rPr>
           <w:sz w:val="20"/>
         </w:rPr>
-        <w:t>Self-inductance L = Phi / I, induced back EMF e = -L*(dI/dt). Solenoid L = mu_0 * n^2 * A * l. RL circuit current growth: I(t) = I_0*(1 - e^(-t/tau)), tau = L/R.</w:t>
+        <w:t>Self-inductance L = (NΦ / I), induced back-EMF \mathcalE = -L(dI / dt). Solenoid L = μ_0 n^2 A l. RL circuit current growth: I(t) = (V / R)(1 - e^-t/τ) with inductive time constant τ = (L / R).</w:t>
       </w:r>
     </w:p>
     <w:tbl>
@@ -1264,7 +1264,7 @@
                 <w:color w:val="2D3748"/>
                 <w:sz w:val="19"/>
               </w:rPr>
-              <w:t>At t = 0+ (immediately after switch closing), inductor acts as an open circuit (infinite resistance). At t -&gt; infinity (steady state), inductor acts as an ideal zero-resistance short wire.</w:t>
+              <w:t>At t = 0^+ (immediately after switch closing), an unenergized inductor acts as an open circuit (R \to ∞). At t \to ∞ (steady state), an ideal inductor acts as a zero-resistance short wire.</w:t>
             </w:r>
           </w:p>
         </w:tc>
@@ -1305,7 +1305,7 @@
                 <w:color w:val="2D3748"/>
                 <w:sz w:val="19"/>
               </w:rPr>
-              <w:t>Magnetic energy density in space: u_B = B^2 / (2*mu_0). Inductor resists sudden changes in current, not voltage.</w:t>
+              <w:t>Magnetic energy stored: U_B = (1 / 2) L I^2; energy density in space: u_B = (B^2 / 2μ_0). Inductors resist sudden changes in current, not voltage.</w:t>
             </w:r>
           </w:p>
         </w:tc>
@@ -1434,7 +1434,7 @@
         <w:rPr>
           <w:sz w:val="20"/>
         </w:rPr>
-        <w:t>EMF induced in a conductor of length L moving with velocity v perpendicular to B: e = B*v*L. For a rod rotating about one end: e = (1/2)*B*omega*L^2.</w:t>
+        <w:t>Motional EMF in a conductor moving through field vec(B): \mathcalE = B v L. For a rod rotating about one pivot with angular speed ω: \mathcalE_(rot) = (1 / 2) B ω L^2.</w:t>
       </w:r>
     </w:p>
     <w:tbl>
@@ -1472,7 +1472,7 @@
                 <w:color w:val="2D3748"/>
                 <w:sz w:val="19"/>
               </w:rPr>
-              <w:t>1. Mechanical power delivered by external agent F*v equals electrical power dissipated I^2*R. 2. For an irregularly shaped wire moving in B, replace it with the straight displacement vector connecting its endpoints.</w:t>
+              <w:t>1. Mechanical power delivered by external pulling force P_(mech) = F_(ext) v exactly matches electrical Joule dissipation I^2 R = (B^2 L^2 v^2 / R). 2. For an arbitrary curved wire, replace it with the straight vector connecting its endpoints.</w:t>
             </w:r>
           </w:p>
         </w:tc>
@@ -1513,7 +1513,7 @@
                 <w:color w:val="2D3748"/>
                 <w:sz w:val="19"/>
               </w:rPr>
-              <w:t>Direction of motional EMF: find direction of (v x B). Positive charges accumulate at the end pointed to by (v x B).</w:t>
+              <w:t>Direction of induced EMF follows vec(v) × vec(B). Positive charges accumulate at the end pointed to by vec(v) × vec(B).</w:t>
             </w:r>
           </w:p>
         </w:tc>
@@ -1642,7 +1642,7 @@
         <w:rPr>
           <w:sz w:val="20"/>
         </w:rPr>
-        <w:t>Flux in secondary due to current in primary Phi_2 = M*I_1. Induced EMF e_2 = -M*(dI_1/dt). Coaxial solenoids M = mu_0 * n_1 * n_2 * pi * r_1^2 * l.</w:t>
+        <w:t>Coupled flux in secondary coil Φ_2 = M I_1, induced EMF \mathcalE_2 = -M(dI_1 / dt). Coaxial solenoids M = μ_0 n_1 n_2 (π r_(inner)^2) l. Coupling coefficient M = k√(L_1 L_2) (0 ≤ k ≤ 1).</w:t>
       </w:r>
     </w:p>
     <w:tbl>
@@ -1680,7 +1680,7 @@
                 <w:color w:val="2D3748"/>
                 <w:sz w:val="19"/>
               </w:rPr>
-              <w:t>In coaxial solenoids, always use the area of the INNER coil (r_inner), because magnetic field of outer coil only exists over the area of inner coil.</w:t>
+              <w:t>For concentric coaxial coils, always use the cross-sectional area of the INNER coil (r_(inner)), because the magnetic field of the outer coil only penetrates the inner core.</w:t>
             </w:r>
           </w:p>
         </w:tc>
@@ -1721,7 +1721,7 @@
                 <w:color w:val="2D3748"/>
                 <w:sz w:val="19"/>
               </w:rPr>
-              <w:t>Reciprocity theorem holds: M_12 = M_21 regardless of differing geometry or number of turns.</w:t>
+              <w:t>Reciprocity theorem holds: M_(12) = M_(21) regardless of differing geometry or number of turns.</w:t>
             </w:r>
           </w:p>
         </w:tc>
@@ -1850,7 +1850,7 @@
         <w:rPr>
           <w:sz w:val="20"/>
         </w:rPr>
-        <w:t>Time-varying magnetic field produces non-conservative circular electric field: oint E*dl = -dPhi/dt. E = (r/2)*(dB/dt) for r &lt;= R, E = (R^2 / (2r))*(dB/dt) for r &gt; R.</w:t>
+        <w:t>A time-varying magnetic field generates a non-conservative, circular electric field: \oint vec(E) · dvec(l) = -(dΦ_B / dt). Inside cylinder (r ≤ R): E(r) = (r / 2)(dB / dt); outside (r &gt; R): E(r) = (R^2 / 2r)(dB / dt).</w:t>
       </w:r>
     </w:p>
     <w:tbl>
@@ -1888,7 +1888,7 @@
                 <w:color w:val="2D3748"/>
                 <w:sz w:val="19"/>
               </w:rPr>
-              <w:t>Induced electric field is non-electrostatic: field lines form closed loops and work done along a closed path is non-zero!</w:t>
+              <w:t>Induced electric fields are non-electrostatic: field lines form continuous closed loops and work done along a closed circuit is non-zero (\oint vec(E) · dvec(l) = \mathcalE ≠ 0)!</w:t>
             </w:r>
           </w:p>
         </w:tc>
@@ -1929,7 +1929,7 @@
                 <w:color w:val="2D3748"/>
                 <w:sz w:val="19"/>
               </w:rPr>
-              <w:t>Eddy currents are minimized by laminating metallic cores with insulation (used in transformers and motors).</w:t>
+              <w:t>Eddy currents and hysteresis losses in transformer cores are minimized by using thin laminated sheets of silicon steel insulated by varnish.</w:t>
             </w:r>
           </w:p>
         </w:tc>

--- a/data/exports/electromagnetic-induction_revision_notes.docx
+++ b/data/exports/electromagnetic-induction_revision_notes.docx
@@ -209,7 +209,7 @@
               <w:rPr>
                 <w:sz w:val="19"/>
               </w:rPr>
-              <w:t>138 PYQs</w:t>
+              <w:t>101 PYQs</w:t>
             </w:r>
           </w:p>
         </w:tc>
@@ -296,7 +296,7 @@
               <w:rPr>
                 <w:sz w:val="19"/>
               </w:rPr>
-              <w:t>41 PYQs</w:t>
+              <w:t>44 PYQs</w:t>
             </w:r>
           </w:p>
         </w:tc>
@@ -383,7 +383,7 @@
               <w:rPr>
                 <w:sz w:val="19"/>
               </w:rPr>
-              <w:t>38 PYQs</w:t>
+              <w:t>27 PYQs</w:t>
             </w:r>
           </w:p>
         </w:tc>
@@ -470,7 +470,7 @@
               <w:rPr>
                 <w:sz w:val="19"/>
               </w:rPr>
-              <w:t>21 PYQs</w:t>
+              <w:t>27 PYQs</w:t>
             </w:r>
           </w:p>
         </w:tc>
@@ -557,7 +557,7 @@
               <w:rPr>
                 <w:sz w:val="19"/>
               </w:rPr>
-              <w:t>4 PYQs</w:t>
+              <w:t>7 PYQs</w:t>
             </w:r>
           </w:p>
         </w:tc>
@@ -579,93 +579,6 @@
                 <w:sz w:val="19"/>
               </w:rPr>
               <w:t>Field Theory</w:t>
-            </w:r>
-          </w:p>
-        </w:tc>
-      </w:tr>
-      <w:tr>
-        <w:tc>
-          <w:tcPr>
-            <w:tcW w:type="dxa" w:w="2160"/>
-            <w:shd w:fill="FFFFFF"/>
-            <w:tcMar>
-              <w:top w:w="80" w:type="dxa"/>
-              <w:bottom w:w="80" w:type="dxa"/>
-              <w:left w:w="150" w:type="dxa"/>
-              <w:right w:w="150" w:type="dxa"/>
-            </w:tcMar>
-          </w:tcPr>
-          <w:p>
-            <w:r>
-              <w:rPr>
-                <w:b/>
-                <w:color w:val="718096"/>
-                <w:sz w:val="19"/>
-              </w:rPr>
-              <w:t>Moderate</w:t>
-            </w:r>
-          </w:p>
-        </w:tc>
-        <w:tc>
-          <w:tcPr>
-            <w:tcW w:type="dxa" w:w="4320"/>
-            <w:shd w:fill="FFFFFF"/>
-            <w:tcMar>
-              <w:top w:w="80" w:type="dxa"/>
-              <w:bottom w:w="80" w:type="dxa"/>
-              <w:left w:w="150" w:type="dxa"/>
-              <w:right w:w="150" w:type="dxa"/>
-            </w:tcMar>
-          </w:tcPr>
-          <w:p>
-            <w:r>
-              <w:rPr>
-                <w:b/>
-                <w:color w:val="2D3748"/>
-                <w:sz w:val="19"/>
-              </w:rPr>
-              <w:t>Electromagnetic Induction - Core Application</w:t>
-            </w:r>
-          </w:p>
-        </w:tc>
-        <w:tc>
-          <w:tcPr>
-            <w:tcW w:type="dxa" w:w="1728"/>
-            <w:shd w:fill="FFFFFF"/>
-            <w:tcMar>
-              <w:top w:w="80" w:type="dxa"/>
-              <w:bottom w:w="80" w:type="dxa"/>
-              <w:left w:w="150" w:type="dxa"/>
-              <w:right w:w="150" w:type="dxa"/>
-            </w:tcMar>
-          </w:tcPr>
-          <w:p>
-            <w:r>
-              <w:rPr>
-                <w:sz w:val="19"/>
-              </w:rPr>
-              <w:t>6 PYQs</w:t>
-            </w:r>
-          </w:p>
-        </w:tc>
-        <w:tc>
-          <w:tcPr>
-            <w:tcW w:type="dxa" w:w="1872"/>
-            <w:shd w:fill="FFFFFF"/>
-            <w:tcMar>
-              <w:top w:w="80" w:type="dxa"/>
-              <w:bottom w:w="80" w:type="dxa"/>
-              <w:left w:w="150" w:type="dxa"/>
-              <w:right w:w="150" w:type="dxa"/>
-            </w:tcMar>
-          </w:tcPr>
-          <w:p>
-            <w:r>
-              <w:rPr>
-                <w:color w:val="718096"/>
-                <w:sz w:val="19"/>
-              </w:rPr>
-              <w:t>General Concept</w:t>
             </w:r>
           </w:p>
         </w:tc>
@@ -1003,7 +916,7 @@
           <w:color w:val="2B6CB0"/>
           <w:sz w:val="24"/>
         </w:rPr>
-        <w:t>3.1 Magnetic Flux &amp; Faraday-Lenz Law (Very High Yield — 138 PYQs)</w:t>
+        <w:t>3.1 Magnetic Flux &amp; Faraday-Lenz Law (Very High Yield — 101 PYQs)</w:t>
       </w:r>
     </w:p>
     <w:p>
@@ -1211,7 +1124,7 @@
           <w:color w:val="2B6CB0"/>
           <w:sz w:val="24"/>
         </w:rPr>
-        <w:t>3.2 Self Inductance &amp; RL Transient Circuits (Very High Yield — 41 PYQs)</w:t>
+        <w:t>3.2 Self Inductance &amp; RL Transient Circuits (Very High Yield — 44 PYQs)</w:t>
       </w:r>
     </w:p>
     <w:p>
@@ -1419,7 +1332,7 @@
           <w:color w:val="2B6CB0"/>
           <w:sz w:val="24"/>
         </w:rPr>
-        <w:t>3.3 Motional EMF (Translational &amp; Rotational) (Very High Yield — 38 PYQs)</w:t>
+        <w:t>3.3 Motional EMF (Translational &amp; Rotational) (Very High Yield — 27 PYQs)</w:t>
       </w:r>
     </w:p>
     <w:p>
@@ -1542,33 +1455,6 @@
           <w:b/>
           <w:sz w:val="18"/>
         </w:rPr>
-        <w:t xml:space="preserve">[2026 Morning Shift] Q#1 (MCQ): </w:t>
-      </w:r>
-      <w:r>
-        <w:rPr>
-          <w:sz w:val="18"/>
-        </w:rPr>
-        <w:t xml:space="preserve">"Three identical coils C_(1),C_(2) and C_(3) are closely placed such that they share a common axis. C_(2) is exactly midway. C_(1) ca..."  </w:t>
-      </w:r>
-      <w:r>
-        <w:rPr>
-          <w:b/>
-          <w:color w:val="2B6CB0"/>
-          <w:sz w:val="18"/>
-        </w:rPr>
-        <w:t>[Ans: B]</w:t>
-      </w:r>
-    </w:p>
-    <w:p>
-      <w:pPr>
-        <w:pStyle w:val="ListBullet"/>
-        <w:spacing w:after="40"/>
-      </w:pPr>
-      <w:r>
-        <w:rPr>
-          <w:b/>
-          <w:sz w:val="18"/>
-        </w:rPr>
         <w:t xml:space="preserve">[2026 Morning Shift] Q#2 (MCQ): </w:t>
       </w:r>
       <w:r>
@@ -1615,6 +1501,33 @@
     </w:p>
     <w:p>
       <w:pPr>
+        <w:pStyle w:val="ListBullet"/>
+        <w:spacing w:after="40"/>
+      </w:pPr>
+      <w:r>
+        <w:rPr>
+          <w:b/>
+          <w:sz w:val="18"/>
+        </w:rPr>
+        <w:t xml:space="preserve">[2026 Morning Shift] Q#3 (Numerical): </w:t>
+      </w:r>
+      <w:r>
+        <w:rPr>
+          <w:sz w:val="18"/>
+        </w:rPr>
+        <w:t xml:space="preserve">"A simple pendulum made of mass 10 g and a metallic wire of length 10 cm is suspended vertically in a uniform magnetic field of 2 T . The mag..."  </w:t>
+      </w:r>
+      <w:r>
+        <w:rPr>
+          <w:b/>
+          <w:color w:val="2B6CB0"/>
+          <w:sz w:val="18"/>
+        </w:rPr>
+        <w:t>[Ans: 100]</w:t>
+      </w:r>
+    </w:p>
+    <w:p>
+      <w:pPr>
         <w:spacing w:after="120"/>
       </w:pPr>
     </w:p>
@@ -1627,7 +1540,7 @@
           <w:color w:val="2B6CB0"/>
           <w:sz w:val="24"/>
         </w:rPr>
-        <w:t>3.4 Mutual Inductance &amp; Coupled Coils (Very High Yield — 21 PYQs)</w:t>
+        <w:t>3.4 Mutual Inductance &amp; Coupled Coils (Very High Yield — 27 PYQs)</w:t>
       </w:r>
     </w:p>
     <w:p>
@@ -1804,13 +1717,13 @@
           <w:b/>
           <w:sz w:val="18"/>
         </w:rPr>
-        <w:t xml:space="preserve">[2025 Morning Shift] Q#1 (MCQ): </w:t>
+        <w:t xml:space="preserve">[2026 Morning Shift] Q#3 (MCQ): </w:t>
       </w:r>
       <w:r>
         <w:rPr>
           <w:sz w:val="18"/>
         </w:rPr>
-        <w:t xml:space="preserve">"Consider I 1 and I 2 are the currents flowing simultaneously in two nearby coils 1 &amp; 2, respectively. If L 1 = self inductance of coil 1, M ..."  </w:t>
+        <w:t xml:space="preserve">"An inductor of inductance 10 mH having resistance of 100Ω is connected to battery of E.M.F. 1.0 V through a switch as shown in the fi..."  </w:t>
       </w:r>
       <w:r>
         <w:rPr>
@@ -1818,7 +1731,7 @@
           <w:color w:val="2B6CB0"/>
           <w:sz w:val="18"/>
         </w:rPr>
-        <w:t>[Ans: N/A]</w:t>
+        <w:t>[Ans: A]</w:t>
       </w:r>
     </w:p>
     <w:p>
@@ -1835,7 +1748,7 @@
           <w:color w:val="2B6CB0"/>
           <w:sz w:val="24"/>
         </w:rPr>
-        <w:t>3.5 Induced Electric Field &amp; Eddy Currents (Moderate Yield — 4 PYQs)</w:t>
+        <w:t>3.5 Induced Electric Field &amp; Eddy Currents (Moderate Yield — 7 PYQs)</w:t>
       </w:r>
     </w:p>
     <w:p>
@@ -1958,13 +1871,13 @@
           <w:b/>
           <w:sz w:val="18"/>
         </w:rPr>
-        <w:t xml:space="preserve">[2026 Morning Shift] Q#1 (Numerical): </w:t>
+        <w:t xml:space="preserve">[2024 Evening Shift] Q#4 (MCQ): </w:t>
       </w:r>
       <w:r>
         <w:rPr>
           <w:sz w:val="18"/>
         </w:rPr>
-        <w:t xml:space="preserve">"Inductance of a coil with 10^4 turns is 10 mH and it is connected to a dc source of 10 V with internal resistance of 10Ω . The en..."  </w:t>
+        <w:t xml:space="preserve">"A transformer has an efficiency of 80% and works at 10V and 4kW . If the secondary voltage is 240V , then the current in the seconda..."  </w:t>
       </w:r>
       <w:r>
         <w:rPr>
@@ -1972,7 +1885,7 @@
           <w:color w:val="2B6CB0"/>
           <w:sz w:val="18"/>
         </w:rPr>
-        <w:t>[Ans: 20]</w:t>
+        <w:t>[Ans: N/A]</w:t>
       </w:r>
     </w:p>
     <w:p>
@@ -2027,214 +1940,6 @@
           <w:sz w:val="18"/>
         </w:rPr>
         <w:t>[Ans: B]</w:t>
-      </w:r>
-    </w:p>
-    <w:p>
-      <w:pPr>
-        <w:spacing w:after="120"/>
-      </w:pPr>
-    </w:p>
-    <w:p>
-      <w:pPr>
-        <w:pStyle w:val="Heading2"/>
-      </w:pPr>
-      <w:r>
-        <w:rPr>
-          <w:color w:val="2B6CB0"/>
-          <w:sz w:val="24"/>
-        </w:rPr>
-        <w:t>3.6 Electromagnetic Induction - Core Application (Moderate Yield — 6 PYQs)</w:t>
-      </w:r>
-    </w:p>
-    <w:p>
-      <w:r>
-        <w:rPr>
-          <w:b/>
-          <w:sz w:val="20"/>
-        </w:rPr>
-        <w:t xml:space="preserve">Core Principle: </w:t>
-      </w:r>
-      <w:r>
-        <w:rPr>
-          <w:sz w:val="20"/>
-        </w:rPr>
-        <w:t>Key problem pattern in Electromagnetic Induction.</w:t>
-      </w:r>
-    </w:p>
-    <w:tbl>
-      <w:tblPr>
-        <w:tblW w:type="auto" w:w="0"/>
-        <w:jc w:val="center"/>
-        <w:tblLook w:firstColumn="1" w:firstRow="1" w:lastColumn="0" w:lastRow="0" w:noHBand="0" w:noVBand="1" w:val="04A0"/>
-      </w:tblPr>
-      <w:tblGrid>
-        <w:gridCol w:w="10080"/>
-      </w:tblGrid>
-      <w:tr>
-        <w:tc>
-          <w:tcPr>
-            <w:tcW w:type="dxa" w:w="10080"/>
-            <w:shd w:fill="FFF5F5"/>
-            <w:tcMar>
-              <w:top w:w="100" w:type="dxa"/>
-              <w:bottom w:w="100" w:type="dxa"/>
-              <w:left w:w="150" w:type="dxa"/>
-              <w:right w:w="150" w:type="dxa"/>
-            </w:tcMar>
-          </w:tcPr>
-          <w:p>
-            <w:r>
-              <w:rPr>
-                <w:b/>
-                <w:color w:val="C53030"/>
-                <w:sz w:val="19"/>
-              </w:rPr>
-              <w:t xml:space="preserve">⚠️ Common Trap / JEE Pitfall: </w:t>
-            </w:r>
-            <w:r>
-              <w:rPr>
-                <w:color w:val="2D3748"/>
-                <w:sz w:val="19"/>
-              </w:rPr>
-              <w:t>Watch for algebraic and sign errors.</w:t>
-            </w:r>
-          </w:p>
-        </w:tc>
-      </w:tr>
-    </w:tbl>
-    <w:tbl>
-      <w:tblPr>
-        <w:tblW w:type="auto" w:w="0"/>
-        <w:jc w:val="center"/>
-        <w:tblLook w:firstColumn="1" w:firstRow="1" w:lastColumn="0" w:lastRow="0" w:noHBand="0" w:noVBand="1" w:val="04A0"/>
-      </w:tblPr>
-      <w:tblGrid>
-        <w:gridCol w:w="10080"/>
-      </w:tblGrid>
-      <w:tr>
-        <w:tc>
-          <w:tcPr>
-            <w:tcW w:type="dxa" w:w="10080"/>
-            <w:shd w:fill="F0FFF4"/>
-            <w:tcMar>
-              <w:top w:w="100" w:type="dxa"/>
-              <w:bottom w:w="100" w:type="dxa"/>
-              <w:left w:w="150" w:type="dxa"/>
-              <w:right w:w="150" w:type="dxa"/>
-            </w:tcMar>
-          </w:tcPr>
-          <w:p>
-            <w:r>
-              <w:rPr>
-                <w:b/>
-                <w:color w:val="276749"/>
-                <w:sz w:val="19"/>
-              </w:rPr>
-              <w:t xml:space="preserve">💡 Speed Hack / Trick: </w:t>
-            </w:r>
-            <w:r>
-              <w:rPr>
-                <w:color w:val="2D3748"/>
-                <w:sz w:val="19"/>
-              </w:rPr>
-              <w:t>Verify dimensions and boundary conditions.</w:t>
-            </w:r>
-          </w:p>
-        </w:tc>
-      </w:tr>
-    </w:tbl>
-    <w:p>
-      <w:pPr>
-        <w:spacing w:before="120" w:after="40"/>
-      </w:pPr>
-      <w:r>
-        <w:rPr>
-          <w:b/>
-          <w:color w:val="1A365D"/>
-          <w:sz w:val="19"/>
-        </w:rPr>
-        <w:t>Source PYQs testing this concept:</w:t>
-      </w:r>
-    </w:p>
-    <w:p>
-      <w:pPr>
-        <w:pStyle w:val="ListBullet"/>
-        <w:spacing w:after="40"/>
-      </w:pPr>
-      <w:r>
-        <w:rPr>
-          <w:b/>
-          <w:sz w:val="18"/>
-        </w:rPr>
-        <w:t xml:space="preserve">[2023 Morning Shift] Q#2 (Numerical): </w:t>
-      </w:r>
-      <w:r>
-        <w:rPr>
-          <w:sz w:val="18"/>
-        </w:rPr>
-        <w:t xml:space="preserve">"As per the given figure, if (dI / dt)=-1A/s then the value of V_(AB) at this instant will be ____________ V ...."  </w:t>
-      </w:r>
-      <w:r>
-        <w:rPr>
-          <w:b/>
-          <w:color w:val="2B6CB0"/>
-          <w:sz w:val="18"/>
-        </w:rPr>
-        <w:t>[Ans: 30]</w:t>
-      </w:r>
-    </w:p>
-    <w:p>
-      <w:pPr>
-        <w:pStyle w:val="ListBullet"/>
-        <w:spacing w:after="40"/>
-      </w:pPr>
-      <w:r>
-        <w:rPr>
-          <w:b/>
-          <w:sz w:val="18"/>
-        </w:rPr>
-        <w:t xml:space="preserve">[2022 Evening Shift] Q#1 (Numerical): </w:t>
-      </w:r>
-      <w:r>
-        <w:rPr>
-          <w:sz w:val="18"/>
-        </w:rPr>
-        <w:t xml:space="preserve">"For the given circuit the current through battery of 6 V just after closing the switch 'S' will be _________ A...."  </w:t>
-      </w:r>
-      <w:r>
-        <w:rPr>
-          <w:b/>
-          <w:color w:val="2B6CB0"/>
-          <w:sz w:val="18"/>
-        </w:rPr>
-        <w:t>[Ans: 1]</w:t>
-      </w:r>
-    </w:p>
-    <w:p>
-      <w:pPr>
-        <w:pStyle w:val="ListBullet"/>
-        <w:spacing w:after="40"/>
-      </w:pPr>
-      <w:r>
-        <w:rPr>
-          <w:b/>
-          <w:sz w:val="18"/>
-        </w:rPr>
-        <w:t xml:space="preserve">[2021 Evening Shift] Q#1 (Numerical): </w:t>
-      </w:r>
-      <w:r>
-        <w:rPr>
-          <w:sz w:val="18"/>
-        </w:rPr>
-        <w:t xml:space="preserve">"If the maximum value of accelerating potential provided by a ratio frequency oscillator is 12 kV. The number of revolution made by a proton ..."  </w:t>
-      </w:r>
-      <w:r>
-        <w:rPr>
-          <w:b/>
-          <w:color w:val="2B6CB0"/>
-          <w:sz w:val="18"/>
-        </w:rPr>
-        <w:t>[Ans: 543]</w:t>
       </w:r>
     </w:p>
     <w:p>
@@ -2387,7 +2092,80 @@
           <w:color w:val="1A365D"/>
           <w:sz w:val="22"/>
         </w:rPr>
-        <w:t>Benchmark Problem 2: JEE Main 2026 (Online) 5th April Morning Shift (Q#2)</w:t>
+        <w:t>Benchmark Problem 2: JEE Main 2026 (Online) 22nd January Morning Shift (Q#1)</w:t>
+      </w:r>
+    </w:p>
+    <w:p>
+      <w:pPr>
+        <w:spacing w:after="80"/>
+      </w:pPr>
+      <w:r>
+        <w:rPr>
+          <w:sz w:val="20"/>
+        </w:rPr>
+        <w:t>Inductance of a coil with 10^4 turns is 10 mH and it is connected to a dc source of 10 V with internal resistance of 10Ω . The energy density in the inductor when the current reaches ((1 / e)) of its maximum value is απ × \frac1e^2J/m^3 . The value of α is ____ . (μ_(0)=4π × 10^-7Tm/A).</w:t>
+      </w:r>
+    </w:p>
+    <w:tbl>
+      <w:tblPr>
+        <w:tblW w:type="auto" w:w="0"/>
+        <w:jc w:val="center"/>
+        <w:tblLook w:firstColumn="1" w:firstRow="1" w:lastColumn="0" w:lastRow="0" w:noHBand="0" w:noVBand="1" w:val="04A0"/>
+      </w:tblPr>
+      <w:tblGrid>
+        <w:gridCol w:w="10080"/>
+      </w:tblGrid>
+      <w:tr>
+        <w:tc>
+          <w:tcPr>
+            <w:tcW w:type="dxa" w:w="10080"/>
+            <w:shd w:fill="F7FAFC"/>
+            <w:tcMar>
+              <w:top w:w="100" w:type="dxa"/>
+              <w:bottom w:w="100" w:type="dxa"/>
+              <w:left w:w="150" w:type="dxa"/>
+              <w:right w:w="150" w:type="dxa"/>
+            </w:tcMar>
+          </w:tcPr>
+          <w:p>
+            <w:r>
+              <w:rPr>
+                <w:b/>
+                <w:color w:val="1A365D"/>
+                <w:sz w:val="19"/>
+              </w:rPr>
+              <w:t>Correct Answer: 20</w:t>
+              <w:br/>
+            </w:r>
+            <w:r>
+              <w:rPr>
+                <w:color w:val="2D3748"/>
+                <w:sz w:val="18"/>
+              </w:rPr>
+              <w:t>Solution Analysis:</w:t>
+              <w:br/>
+              <w:t>When an inductor is connected to a DC voltage source (V) with a resistance (R), it initially opposes the flow of current. Over time, the current increases until it reaches a steady, maximum state. Once the current is steady, the inductor acts like an ideal wire (zero resistance). Therefore, the maximum current ( i_(max) ) is determined by Ohm's Law : i_(max)=(V / R) For given circuit : Voltage V=10V Resistance R=10Ω i_(max)=(10 / 10)=1A The current in the circuit is (1 / e) time the maximum value, i=i_(max) × ((1 / e)) i=1 × ((1 / e))=(1 / e)A For a long solenoid, the energy stored in an inductor is: U=(1 / 2)Li^2 The inductance of a long solenoid is: L=\fracμ_(0)N^2Al , where N is total turns, A is cross-sectional area, and l is length. The volume of the cylindrical core of the solenoid is: V_(vol)=A × 1 Then the energy density formula is u=\fracenergy(U)volume(V_(vol)) u=\frac(1 / 2)Li^2A · l ⇒ u=\frac(1 / 2)(\fracμ_(0)N^2Al)i^2A · l ⇒ u=\fracμ_(0)N^2i^22l^2 ⇒ u=(1 / 2)μ_(0)n^2i^2 Where n=(N / l) is the number of turns per unit length. Putting the given values into the derived energy density formula : μ_(0)=4π × 10^-7Tm/A,n=10^4m^-1,i=(1 / e)A; ⇒ u=(1 / 2) × (4π × 10^-7) × (10^4)^2 × ((1 / e))^2 ⇒ u=20π × 1/e^2J/m^3 ⇒ 20π × \frac1e^2=απ × \frac1e^2 ⇒ α=20. Therefore, the value of α is 20.</w:t>
+            </w:r>
+          </w:p>
+        </w:tc>
+      </w:tr>
+    </w:tbl>
+    <w:p>
+      <w:pPr>
+        <w:spacing w:after="120"/>
+      </w:pPr>
+    </w:p>
+    <w:p>
+      <w:pPr>
+        <w:spacing w:before="160" w:after="40"/>
+      </w:pPr>
+      <w:r>
+        <w:rPr>
+          <w:b/>
+          <w:color w:val="1A365D"/>
+          <w:sz w:val="22"/>
+        </w:rPr>
+        <w:t>Benchmark Problem 3: JEE Main 2026 (Online) 5th April Morning Shift (Q#2)</w:t>
       </w:r>
     </w:p>
     <w:p>
@@ -2440,6 +2218,79 @@
               <w:t>Solution Analysis:</w:t>
               <w:br/>
               <w:t>The magnetic energy ( U ) stored in an inductor of inductance L carrying a current I is given by the formula: U=(1 / 2)LI^2 In the given circuit L_(1) in series with a parallel combination of L_(2) and L_(3) . Let the total current entering the circuit be I. Then the current through L_(1) is I_(1)=I . Since L_(2) and L_(3) are in parallel and have the same inductance (L_(2)=L_(3)=L) , the current I will distribute equally between them. So, the current through L_(2) is I_(2)=(I / 2) and current through L_(3) is I_(3)=(I / 2) . Using the energy formula for L_(2) : U_(l)=(1 / 2)L(I_(2))^2=(1 / 2)L((I / 2))^2=(1 / 2)L(\fracI^24)=\fracLI^28 The total energy is the sum of the energies stored in L_(1),L_(2) , and L_(3) : U_(t)=U_(L1)+U_(L2)+U_(L3) ⇒ U_(t)=(1 / 2)LI^2+(1 / 2)L((I / 2))^2+(1 / 2)L((I / 2))^2 ⇒ U_(t)=(1 / 2)LI^2+(1 / 8)LI^2+(1 / 8)LI^2 ⇒ U_(t)=\frac4LI^2+LI^2+LI^28=\frac6LI^28=(3 / 4)LI^2 So, the ratio of magnetic energy stored is \fracU_(t)U_(l) is, \fracU_(t)U_(l)=\frac(3 / 4)LI^2(1 / 8)LI^2 ⇒ \fracU_(t)U_(l)=(3 / 4) × 8=3 × 2=6 Therefore, the correct answer is 6 .</w:t>
+            </w:r>
+          </w:p>
+        </w:tc>
+      </w:tr>
+    </w:tbl>
+    <w:p>
+      <w:pPr>
+        <w:spacing w:after="120"/>
+      </w:pPr>
+    </w:p>
+    <w:p>
+      <w:pPr>
+        <w:spacing w:before="160" w:after="40"/>
+      </w:pPr>
+      <w:r>
+        <w:rPr>
+          <w:b/>
+          <w:color w:val="1A365D"/>
+          <w:sz w:val="22"/>
+        </w:rPr>
+        <w:t>Benchmark Problem 4: JEE Main 2025 (Online) 23rd January Morning Shift (Q#4)</w:t>
+      </w:r>
+    </w:p>
+    <w:p>
+      <w:pPr>
+        <w:spacing w:after="80"/>
+      </w:pPr>
+      <w:r>
+        <w:rPr>
+          <w:sz w:val="20"/>
+        </w:rPr>
+        <w:t>In the given circuit the sliding contact is pulled outwards such that electric current in the circuit changes at the rate of 8A/s . At an instant when R is 12Ω , the value of the current in the circuit will be ________ A.</w:t>
+      </w:r>
+    </w:p>
+    <w:tbl>
+      <w:tblPr>
+        <w:tblW w:type="auto" w:w="0"/>
+        <w:jc w:val="center"/>
+        <w:tblLook w:firstColumn="1" w:firstRow="1" w:lastColumn="0" w:lastRow="0" w:noHBand="0" w:noVBand="1" w:val="04A0"/>
+      </w:tblPr>
+      <w:tblGrid>
+        <w:gridCol w:w="10080"/>
+      </w:tblGrid>
+      <w:tr>
+        <w:tc>
+          <w:tcPr>
+            <w:tcW w:type="dxa" w:w="10080"/>
+            <w:shd w:fill="F7FAFC"/>
+            <w:tcMar>
+              <w:top w:w="100" w:type="dxa"/>
+              <w:bottom w:w="100" w:type="dxa"/>
+              <w:left w:w="150" w:type="dxa"/>
+              <w:right w:w="150" w:type="dxa"/>
+            </w:tcMar>
+          </w:tcPr>
+          <w:p>
+            <w:r>
+              <w:rPr>
+                <w:b/>
+                <w:color w:val="1A365D"/>
+                <w:sz w:val="19"/>
+              </w:rPr>
+              <w:t>Correct Answer: 3</w:t>
+              <w:br/>
+            </w:r>
+            <w:r>
+              <w:rPr>
+                <w:color w:val="2D3748"/>
+                <w:sz w:val="18"/>
+              </w:rPr>
+              <w:t>Solution Analysis:</w:t>
+              <w:br/>
+              <w:t>To analyze the given circuit, we can use the equation for induced electromotive force (EMF) in an inductor. The formula is: ε-(LdI / dt)-I · R=0 For this circuit, we have: ε=12V (the applied EMF) L=3H (the inductance of the inductor) (dI / dt)=8A/s (the rate of change of current) Assuming the direction of current is such that the change in current is negative, substitute these values into the equation: 12-3 × (-8)-I × 12=0 Solving for I (the current in the circuit): 12+24-12I=0 36=12I I=(36 / 12)=3A Thus, the current at the moment when the resistance R is 12Ω is 3A .</w:t>
             </w:r>
           </w:p>
         </w:tc>

--- a/data/exports/electromagnetic-induction_revision_notes.docx
+++ b/data/exports/electromagnetic-induction_revision_notes.docx
@@ -209,7 +209,7 @@
               <w:rPr>
                 <w:sz w:val="19"/>
               </w:rPr>
-              <w:t>101 PYQs</w:t>
+              <w:t>92 PYQs</w:t>
             </w:r>
           </w:p>
         </w:tc>
@@ -296,7 +296,7 @@
               <w:rPr>
                 <w:sz w:val="19"/>
               </w:rPr>
-              <w:t>44 PYQs</w:t>
+              <w:t>26 PYQs</w:t>
             </w:r>
           </w:p>
         </w:tc>
@@ -383,7 +383,7 @@
               <w:rPr>
                 <w:sz w:val="19"/>
               </w:rPr>
-              <w:t>27 PYQs</w:t>
+              <w:t>25 PYQs</w:t>
             </w:r>
           </w:p>
         </w:tc>
@@ -470,7 +470,7 @@
               <w:rPr>
                 <w:sz w:val="19"/>
               </w:rPr>
-              <w:t>27 PYQs</w:t>
+              <w:t>17 PYQs</w:t>
             </w:r>
           </w:p>
         </w:tc>
@@ -515,7 +515,7 @@
                 <w:color w:val="718096"/>
                 <w:sz w:val="19"/>
               </w:rPr>
-              <w:t>Moderate</w:t>
+              <w:t>Standard</w:t>
             </w:r>
           </w:p>
         </w:tc>
@@ -557,7 +557,7 @@
               <w:rPr>
                 <w:sz w:val="19"/>
               </w:rPr>
-              <w:t>7 PYQs</w:t>
+              <w:t>1 PYQs</w:t>
             </w:r>
           </w:p>
         </w:tc>
@@ -916,7 +916,7 @@
           <w:color w:val="2B6CB0"/>
           <w:sz w:val="24"/>
         </w:rPr>
-        <w:t>3.1 Magnetic Flux &amp; Faraday-Lenz Law (Very High Yield — 101 PYQs)</w:t>
+        <w:t>3.1 Magnetic Flux &amp; Faraday-Lenz Law (Very High Yield — 92 PYQs)</w:t>
       </w:r>
     </w:p>
     <w:p>
@@ -1072,7 +1072,7 @@
         <w:rPr>
           <w:sz w:val="18"/>
         </w:rPr>
-        <w:t xml:space="preserve">"A circular current loop of radius R is placed inside square loop of side length L ( L≫R ) such that they are co-planar and their cente..."  </w:t>
+        <w:t xml:space="preserve">"Suppose a long solenoid of 100 cm length, radius 2 cm having 500 turns per unit length, carries a current I=10sin(ω t)A , where $\ome..."  </w:t>
       </w:r>
       <w:r>
         <w:rPr>
@@ -1080,7 +1080,7 @@
           <w:color w:val="2B6CB0"/>
           <w:sz w:val="18"/>
         </w:rPr>
-        <w:t>[Ans: D]</w:t>
+        <w:t>[Ans: N/A]</w:t>
       </w:r>
     </w:p>
     <w:p>
@@ -1093,13 +1093,13 @@
           <w:b/>
           <w:sz w:val="18"/>
         </w:rPr>
-        <w:t xml:space="preserve">[2026 Evening Shift] Q#1 (MCQ): </w:t>
+        <w:t xml:space="preserve">[2026 Morning Shift] Q#1 (MCQ): </w:t>
       </w:r>
       <w:r>
         <w:rPr>
           <w:sz w:val="18"/>
         </w:rPr>
-        <w:t xml:space="preserve">"Suppose a long solenoid of 100 cm length, radius 2 cm having 500 turns per unit length, carries a current I=10sin(ω t)A , where $\ome..."  </w:t>
+        <w:t xml:space="preserve">"Three identical coils C_(1),C_(2) and C_(3) are closely placed such that they share a common axis. C_(2) is exactly midway. C_(1) ca..."  </w:t>
       </w:r>
       <w:r>
         <w:rPr>
@@ -1107,7 +1107,7 @@
           <w:color w:val="2B6CB0"/>
           <w:sz w:val="18"/>
         </w:rPr>
-        <w:t>[Ans: N/A]</w:t>
+        <w:t>[Ans: B]</w:t>
       </w:r>
     </w:p>
     <w:p>
@@ -1124,7 +1124,7 @@
           <w:color w:val="2B6CB0"/>
           <w:sz w:val="24"/>
         </w:rPr>
-        <w:t>3.2 Self Inductance &amp; RL Transient Circuits (Very High Yield — 44 PYQs)</w:t>
+        <w:t>3.2 Self Inductance &amp; RL Transient Circuits (Very High Yield — 26 PYQs)</w:t>
       </w:r>
     </w:p>
     <w:p>
@@ -1247,60 +1247,6 @@
           <w:b/>
           <w:sz w:val="18"/>
         </w:rPr>
-        <w:t xml:space="preserve">[2026 Evening Shift] Q#1 (MCQ): </w:t>
-      </w:r>
-      <w:r>
-        <w:rPr>
-          <w:sz w:val="18"/>
-        </w:rPr>
-        <w:t xml:space="preserve">"A 30 cm long solenoid has 10 turns per cm and area of 5cm^2 . The current through the solenoid coil varies from 2 A to 4 A in 3.14 s . T..."  </w:t>
-      </w:r>
-      <w:r>
-        <w:rPr>
-          <w:b/>
-          <w:color w:val="2B6CB0"/>
-          <w:sz w:val="18"/>
-        </w:rPr>
-        <w:t>[Ans: B]</w:t>
-      </w:r>
-    </w:p>
-    <w:p>
-      <w:pPr>
-        <w:pStyle w:val="ListBullet"/>
-        <w:spacing w:after="40"/>
-      </w:pPr>
-      <w:r>
-        <w:rPr>
-          <w:b/>
-          <w:sz w:val="18"/>
-        </w:rPr>
-        <w:t xml:space="preserve">[2026 Evening Shift] Q#1 (MCQ): </w:t>
-      </w:r>
-      <w:r>
-        <w:rPr>
-          <w:sz w:val="18"/>
-        </w:rPr>
-        <w:t xml:space="preserve">"Suppose a long solenoid of 100 cm length, radius 2 cm having 500 turns per unit length, carries a current I=10sin(ω t)A , where $\ome..."  </w:t>
-      </w:r>
-      <w:r>
-        <w:rPr>
-          <w:b/>
-          <w:color w:val="2B6CB0"/>
-          <w:sz w:val="18"/>
-        </w:rPr>
-        <w:t>[Ans: N/A]</w:t>
-      </w:r>
-    </w:p>
-    <w:p>
-      <w:pPr>
-        <w:pStyle w:val="ListBullet"/>
-        <w:spacing w:after="40"/>
-      </w:pPr>
-      <w:r>
-        <w:rPr>
-          <w:b/>
-          <w:sz w:val="18"/>
-        </w:rPr>
         <w:t xml:space="preserve">[2026 Morning Shift] Q#1 (Numerical): </w:t>
       </w:r>
       <w:r>
@@ -1320,6 +1266,60 @@
     </w:p>
     <w:p>
       <w:pPr>
+        <w:pStyle w:val="ListBullet"/>
+        <w:spacing w:after="40"/>
+      </w:pPr>
+      <w:r>
+        <w:rPr>
+          <w:b/>
+          <w:sz w:val="18"/>
+        </w:rPr>
+        <w:t xml:space="preserve">[2026 Morning Shift] Q#3 (MCQ): </w:t>
+      </w:r>
+      <w:r>
+        <w:rPr>
+          <w:sz w:val="18"/>
+        </w:rPr>
+        <w:t xml:space="preserve">"Match the LIST-I with LIST-II List-I List-II A. Magnetic induction I. &lt;mi mathvariant="normal"&gt;M&lt;/mi&gt; &lt;mi mathvariant="normal"&gt;L&lt;/m..."  </w:t>
+      </w:r>
+      <w:r>
+        <w:rPr>
+          <w:b/>
+          <w:color w:val="2B6CB0"/>
+          <w:sz w:val="18"/>
+        </w:rPr>
+        <w:t>[Ans: D]</w:t>
+      </w:r>
+    </w:p>
+    <w:p>
+      <w:pPr>
+        <w:pStyle w:val="ListBullet"/>
+        <w:spacing w:after="40"/>
+      </w:pPr>
+      <w:r>
+        <w:rPr>
+          <w:b/>
+          <w:sz w:val="18"/>
+        </w:rPr>
+        <w:t xml:space="preserve">[2025 Morning Shift] Q#1 (MCQ): </w:t>
+      </w:r>
+      <w:r>
+        <w:rPr>
+          <w:sz w:val="18"/>
+        </w:rPr>
+        <w:t xml:space="preserve">"Consider I 1 and I 2 are the currents flowing simultaneously in two nearby coils 1 &amp; 2, respectively. If L 1 = self inductance of coil 1, M ..."  </w:t>
+      </w:r>
+      <w:r>
+        <w:rPr>
+          <w:b/>
+          <w:color w:val="2B6CB0"/>
+          <w:sz w:val="18"/>
+        </w:rPr>
+        <w:t>[Ans: N/A]</w:t>
+      </w:r>
+    </w:p>
+    <w:p>
+      <w:pPr>
         <w:spacing w:after="120"/>
       </w:pPr>
     </w:p>
@@ -1332,7 +1332,7 @@
           <w:color w:val="2B6CB0"/>
           <w:sz w:val="24"/>
         </w:rPr>
-        <w:t>3.3 Motional EMF (Translational &amp; Rotational) (Very High Yield — 27 PYQs)</w:t>
+        <w:t>3.3 Motional EMF (Translational &amp; Rotational) (Very High Yield — 25 PYQs)</w:t>
       </w:r>
     </w:p>
     <w:p>
@@ -1540,7 +1540,7 @@
           <w:color w:val="2B6CB0"/>
           <w:sz w:val="24"/>
         </w:rPr>
-        <w:t>3.4 Mutual Inductance &amp; Coupled Coils (Very High Yield — 27 PYQs)</w:t>
+        <w:t>3.4 Mutual Inductance &amp; Coupled Coils (Very High Yield — 17 PYQs)</w:t>
       </w:r>
     </w:p>
     <w:p>
@@ -1717,13 +1717,13 @@
           <w:b/>
           <w:sz w:val="18"/>
         </w:rPr>
-        <w:t xml:space="preserve">[2026 Morning Shift] Q#3 (MCQ): </w:t>
+        <w:t xml:space="preserve">[2024 Morning Shift] Q#1 (Numerical): </w:t>
       </w:r>
       <w:r>
         <w:rPr>
           <w:sz w:val="18"/>
         </w:rPr>
-        <w:t xml:space="preserve">"An inductor of inductance 10 mH having resistance of 100Ω is connected to battery of E.M.F. 1.0 V through a switch as shown in the fi..."  </w:t>
+        <w:t xml:space="preserve">"A small square loop of wire of side l is placed inside a large square loop of wire of side L(L=l^2) . The loops are coplanar and their..."  </w:t>
       </w:r>
       <w:r>
         <w:rPr>
@@ -1731,7 +1731,7 @@
           <w:color w:val="2B6CB0"/>
           <w:sz w:val="18"/>
         </w:rPr>
-        <w:t>[Ans: A]</w:t>
+        <w:t>[Ans: 128]</w:t>
       </w:r>
     </w:p>
     <w:p>
@@ -1748,7 +1748,7 @@
           <w:color w:val="2B6CB0"/>
           <w:sz w:val="24"/>
         </w:rPr>
-        <w:t>3.5 Induced Electric Field &amp; Eddy Currents (Moderate Yield — 7 PYQs)</w:t>
+        <w:t>3.5 Induced Electric Field &amp; Eddy Currents (Standard Yield — 1 PYQs)</w:t>
       </w:r>
     </w:p>
     <w:p>
@@ -1871,13 +1871,13 @@
           <w:b/>
           <w:sz w:val="18"/>
         </w:rPr>
-        <w:t xml:space="preserve">[2024 Evening Shift] Q#4 (MCQ): </w:t>
+        <w:t xml:space="preserve">[2022 Evening Shift] Q#2 (MCQ): </w:t>
       </w:r>
       <w:r>
         <w:rPr>
           <w:sz w:val="18"/>
         </w:rPr>
-        <w:t xml:space="preserve">"A transformer has an efficiency of 80% and works at 10V and 4kW . If the secondary voltage is 240V , then the current in the seconda..."  </w:t>
+        <w:t xml:space="preserve">"The electric current in a circular coil of 2 turns produces a magnetic induction B 1 at its centre. The coil is unwound and in rewound into ..."  </w:t>
       </w:r>
       <w:r>
         <w:rPr>
@@ -1886,60 +1886,6 @@
           <w:sz w:val="18"/>
         </w:rPr>
         <w:t>[Ans: N/A]</w:t>
-      </w:r>
-    </w:p>
-    <w:p>
-      <w:pPr>
-        <w:pStyle w:val="ListBullet"/>
-        <w:spacing w:after="40"/>
-      </w:pPr>
-      <w:r>
-        <w:rPr>
-          <w:b/>
-          <w:sz w:val="18"/>
-        </w:rPr>
-        <w:t xml:space="preserve">[2023 Morning Shift] Q#1 (MCQ): </w:t>
-      </w:r>
-      <w:r>
-        <w:rPr>
-          <w:sz w:val="18"/>
-        </w:rPr>
-        <w:t xml:space="preserve">"Certain galvanometers have a fixed core made of non magnetic metallic material. The function of this metallic material is..."  </w:t>
-      </w:r>
-      <w:r>
-        <w:rPr>
-          <w:b/>
-          <w:color w:val="2B6CB0"/>
-          <w:sz w:val="18"/>
-        </w:rPr>
-        <w:t>[Ans: N/A]</w:t>
-      </w:r>
-    </w:p>
-    <w:p>
-      <w:pPr>
-        <w:pStyle w:val="ListBullet"/>
-        <w:spacing w:after="40"/>
-      </w:pPr>
-      <w:r>
-        <w:rPr>
-          <w:b/>
-          <w:sz w:val="18"/>
-        </w:rPr>
-        <w:t xml:space="preserve">[2023 Evening Shift] Q#2 (MCQ): </w:t>
-      </w:r>
-      <w:r>
-        <w:rPr>
-          <w:sz w:val="18"/>
-        </w:rPr>
-        <w:t xml:space="preserve">"Given below are two statements: one is labelled as Assertion A and the other is labelled as Reason R Assertion A: A bar magnet dropped t..."  </w:t>
-      </w:r>
-      <w:r>
-        <w:rPr>
-          <w:b/>
-          <w:color w:val="2B6CB0"/>
-          <w:sz w:val="18"/>
-        </w:rPr>
-        <w:t>[Ans: B]</w:t>
       </w:r>
     </w:p>
     <w:p>
@@ -2092,7 +2038,130 @@
           <w:color w:val="1A365D"/>
           <w:sz w:val="22"/>
         </w:rPr>
-        <w:t>Benchmark Problem 2: JEE Main 2026 (Online) 22nd January Morning Shift (Q#1)</w:t>
+        <w:t>Benchmark Problem 2: JEE Main 2026 (Online) 2nd April Evening Shift (Q#1)</w:t>
+      </w:r>
+    </w:p>
+    <w:p>
+      <w:pPr>
+        <w:spacing w:after="80"/>
+      </w:pPr>
+      <w:r>
+        <w:rPr>
+          <w:sz w:val="20"/>
+        </w:rPr>
+        <w:t>A circular current loop of radius R is placed inside square loop of side length L ( L≫R ) such that they are co-planar and their centers coincide. The permeability of free space is μ_(0) . The mutual inductance between circular loop and square loop is ______.</w:t>
+      </w:r>
+    </w:p>
+    <w:p>
+      <w:pPr>
+        <w:pStyle w:val="ListBullet"/>
+        <w:spacing w:after="20"/>
+      </w:pPr>
+      <w:r>
+        <w:rPr>
+          <w:sz w:val="19"/>
+        </w:rPr>
+        <w:t>(A) 2√(2)\fracμ_(0)L^2R</w:t>
+      </w:r>
+    </w:p>
+    <w:p>
+      <w:pPr>
+        <w:pStyle w:val="ListBullet"/>
+        <w:spacing w:after="20"/>
+      </w:pPr>
+      <w:r>
+        <w:rPr>
+          <w:sz w:val="19"/>
+        </w:rPr>
+        <w:t>(B) √(2)\fracμ_(0)L^2R</w:t>
+      </w:r>
+    </w:p>
+    <w:p>
+      <w:pPr>
+        <w:pStyle w:val="ListBullet"/>
+        <w:spacing w:after="20"/>
+      </w:pPr>
+      <w:r>
+        <w:rPr>
+          <w:sz w:val="19"/>
+        </w:rPr>
+        <w:t>(C) √(2)\fracμ_(0)R^2L</w:t>
+      </w:r>
+    </w:p>
+    <w:p>
+      <w:pPr>
+        <w:pStyle w:val="ListBullet"/>
+        <w:spacing w:after="20"/>
+      </w:pPr>
+      <w:r>
+        <w:rPr>
+          <w:b/>
+          <w:color w:val="276749"/>
+          <w:sz w:val="19"/>
+        </w:rPr>
+        <w:t>(D) 2√(2)\fracμ_(0)R^2L</w:t>
+      </w:r>
+    </w:p>
+    <w:tbl>
+      <w:tblPr>
+        <w:tblW w:type="auto" w:w="0"/>
+        <w:jc w:val="center"/>
+        <w:tblLook w:firstColumn="1" w:firstRow="1" w:lastColumn="0" w:lastRow="0" w:noHBand="0" w:noVBand="1" w:val="04A0"/>
+      </w:tblPr>
+      <w:tblGrid>
+        <w:gridCol w:w="10080"/>
+      </w:tblGrid>
+      <w:tr>
+        <w:tc>
+          <w:tcPr>
+            <w:tcW w:type="dxa" w:w="10080"/>
+            <w:shd w:fill="F7FAFC"/>
+            <w:tcMar>
+              <w:top w:w="100" w:type="dxa"/>
+              <w:bottom w:w="100" w:type="dxa"/>
+              <w:left w:w="150" w:type="dxa"/>
+              <w:right w:w="150" w:type="dxa"/>
+            </w:tcMar>
+          </w:tcPr>
+          <w:p>
+            <w:r>
+              <w:rPr>
+                <w:b/>
+                <w:color w:val="1A365D"/>
+                <w:sz w:val="19"/>
+              </w:rPr>
+              <w:t>Correct Answer: D</w:t>
+              <w:br/>
+            </w:r>
+            <w:r>
+              <w:rPr>
+                <w:color w:val="2D3748"/>
+                <w:sz w:val="18"/>
+              </w:rPr>
+              <w:t>Solution Analysis:</w:t>
+              <w:br/>
+              <w:t>Mutual inductance M is defined by the flux Φ linked with one loop due to a current I in the other: Φ=MI . It is easier to calculate the magnetic field produced by the larger square loop at the centre where the small circular loop is located. A square loop consists of four wires of length L . The distance from the centre to each wire is r=(L / 2) . The magnetic field at the centre due to one wire of length L is : B_(wire)=\fracμ_(0)I4π r(sinθ_(1)+sinθ_(2)) For a square centre, θ_(1)=θ_(2)=45° and r=(L / 2) . B_(wire)=\fracμ_(0)I4π(L/2)(\frac1√(2)+\frac1√(2))=\fracμ_(0)I2π(\frac√(2)2)=\fracμ_(0)I√(2)π L Total field at the centre due to four such wires: B_(total)=4 × \fracμ_(0)I√(2)π L=\frac2√(2)μ_(0)Iπ L Since L≫R , the magnetic field B_(total) can be considered uniform over the area of the circular loop ( A=π R^2 ). Φ=B_(total) × A Φ=(\frac2√(2)μ_(0)Iπ L) × (π R^2)=\frac2√(2)μ_(0)R^2IL Using Φ=MI : MI=\frac2√(2)μ_(0)R^2IL M=\frac2√(2)μ_(0)R^2L Therefore, the mutual inductance between circular loop and square loop is \frac2√(2)μ_(0)R^2L . Thus, the correct option is (D)</w:t>
+            </w:r>
+          </w:p>
+        </w:tc>
+      </w:tr>
+    </w:tbl>
+    <w:p>
+      <w:pPr>
+        <w:spacing w:after="120"/>
+      </w:pPr>
+    </w:p>
+    <w:p>
+      <w:pPr>
+        <w:spacing w:before="160" w:after="40"/>
+      </w:pPr>
+      <w:r>
+        <w:rPr>
+          <w:b/>
+          <w:color w:val="1A365D"/>
+          <w:sz w:val="22"/>
+        </w:rPr>
+        <w:t>Benchmark Problem 3: JEE Main 2026 (Online) 22nd January Morning Shift (Q#1)</w:t>
       </w:r>
     </w:p>
     <w:p>
@@ -2165,7 +2234,7 @@
           <w:color w:val="1A365D"/>
           <w:sz w:val="22"/>
         </w:rPr>
-        <w:t>Benchmark Problem 3: JEE Main 2026 (Online) 5th April Morning Shift (Q#2)</w:t>
+        <w:t>Benchmark Problem 4: JEE Main 2026 (Online) 21st January Morning Shift (Q#3)</w:t>
       </w:r>
     </w:p>
     <w:p>
@@ -2176,7 +2245,57 @@
         <w:rPr>
           <w:sz w:val="20"/>
         </w:rPr>
-        <w:t>In the given circuit below inductance values of L_(1),L_(2) and L_(3) are same. The magnetic energy stored in the entire circuit is (U_(t)) and that stored in the L_(2) inductor is (U_(l)) . U_(t)/U_(l) is ____ . (Ignore the mutual inductance if any)</w:t>
+        <w:t>A 1 m long metal rod AB completes the circuit as shown in figure. The area of circuit is perpendicular to the magnetic field of 0.10 T . If the resistance of the total circuit is 2Ω then the force needed to move the rod towards right with constant speed (v) of 1.5m/s is ____ N.</w:t>
+      </w:r>
+    </w:p>
+    <w:p>
+      <w:pPr>
+        <w:pStyle w:val="ListBullet"/>
+        <w:spacing w:after="20"/>
+      </w:pPr>
+      <w:r>
+        <w:rPr>
+          <w:sz w:val="19"/>
+        </w:rPr>
+        <w:t>(A) 5.7 × 10^-2</w:t>
+      </w:r>
+    </w:p>
+    <w:p>
+      <w:pPr>
+        <w:pStyle w:val="ListBullet"/>
+        <w:spacing w:after="20"/>
+      </w:pPr>
+      <w:r>
+        <w:rPr>
+          <w:b/>
+          <w:color w:val="276749"/>
+          <w:sz w:val="19"/>
+        </w:rPr>
+        <w:t>(B) 7.5 × 10^-3</w:t>
+      </w:r>
+    </w:p>
+    <w:p>
+      <w:pPr>
+        <w:pStyle w:val="ListBullet"/>
+        <w:spacing w:after="20"/>
+      </w:pPr>
+      <w:r>
+        <w:rPr>
+          <w:sz w:val="19"/>
+        </w:rPr>
+        <w:t>(C) 5.7 × 10^-3</w:t>
+      </w:r>
+    </w:p>
+    <w:p>
+      <w:pPr>
+        <w:pStyle w:val="ListBullet"/>
+        <w:spacing w:after="20"/>
+      </w:pPr>
+      <w:r>
+        <w:rPr>
+          <w:sz w:val="19"/>
+        </w:rPr>
+        <w:t>(D) 7.5 × 10^-2</w:t>
       </w:r>
     </w:p>
     <w:tbl>
@@ -2207,7 +2326,7 @@
                 <w:color w:val="1A365D"/>
                 <w:sz w:val="19"/>
               </w:rPr>
-              <w:t>Correct Answer: 6</w:t>
+              <w:t>Correct Answer: B</w:t>
               <w:br/>
             </w:r>
             <w:r>
@@ -2217,80 +2336,7 @@
               </w:rPr>
               <w:t>Solution Analysis:</w:t>
               <w:br/>
-              <w:t>The magnetic energy ( U ) stored in an inductor of inductance L carrying a current I is given by the formula: U=(1 / 2)LI^2 In the given circuit L_(1) in series with a parallel combination of L_(2) and L_(3) . Let the total current entering the circuit be I. Then the current through L_(1) is I_(1)=I . Since L_(2) and L_(3) are in parallel and have the same inductance (L_(2)=L_(3)=L) , the current I will distribute equally between them. So, the current through L_(2) is I_(2)=(I / 2) and current through L_(3) is I_(3)=(I / 2) . Using the energy formula for L_(2) : U_(l)=(1 / 2)L(I_(2))^2=(1 / 2)L((I / 2))^2=(1 / 2)L(\fracI^24)=\fracLI^28 The total energy is the sum of the energies stored in L_(1),L_(2) , and L_(3) : U_(t)=U_(L1)+U_(L2)+U_(L3) ⇒ U_(t)=(1 / 2)LI^2+(1 / 2)L((I / 2))^2+(1 / 2)L((I / 2))^2 ⇒ U_(t)=(1 / 2)LI^2+(1 / 8)LI^2+(1 / 8)LI^2 ⇒ U_(t)=\frac4LI^2+LI^2+LI^28=\frac6LI^28=(3 / 4)LI^2 So, the ratio of magnetic energy stored is \fracU_(t)U_(l) is, \fracU_(t)U_(l)=\frac(3 / 4)LI^2(1 / 8)LI^2 ⇒ \fracU_(t)U_(l)=(3 / 4) × 8=3 × 2=6 Therefore, the correct answer is 6 .</w:t>
-            </w:r>
-          </w:p>
-        </w:tc>
-      </w:tr>
-    </w:tbl>
-    <w:p>
-      <w:pPr>
-        <w:spacing w:after="120"/>
-      </w:pPr>
-    </w:p>
-    <w:p>
-      <w:pPr>
-        <w:spacing w:before="160" w:after="40"/>
-      </w:pPr>
-      <w:r>
-        <w:rPr>
-          <w:b/>
-          <w:color w:val="1A365D"/>
-          <w:sz w:val="22"/>
-        </w:rPr>
-        <w:t>Benchmark Problem 4: JEE Main 2025 (Online) 23rd January Morning Shift (Q#4)</w:t>
-      </w:r>
-    </w:p>
-    <w:p>
-      <w:pPr>
-        <w:spacing w:after="80"/>
-      </w:pPr>
-      <w:r>
-        <w:rPr>
-          <w:sz w:val="20"/>
-        </w:rPr>
-        <w:t>In the given circuit the sliding contact is pulled outwards such that electric current in the circuit changes at the rate of 8A/s . At an instant when R is 12Ω , the value of the current in the circuit will be ________ A.</w:t>
-      </w:r>
-    </w:p>
-    <w:tbl>
-      <w:tblPr>
-        <w:tblW w:type="auto" w:w="0"/>
-        <w:jc w:val="center"/>
-        <w:tblLook w:firstColumn="1" w:firstRow="1" w:lastColumn="0" w:lastRow="0" w:noHBand="0" w:noVBand="1" w:val="04A0"/>
-      </w:tblPr>
-      <w:tblGrid>
-        <w:gridCol w:w="10080"/>
-      </w:tblGrid>
-      <w:tr>
-        <w:tc>
-          <w:tcPr>
-            <w:tcW w:type="dxa" w:w="10080"/>
-            <w:shd w:fill="F7FAFC"/>
-            <w:tcMar>
-              <w:top w:w="100" w:type="dxa"/>
-              <w:bottom w:w="100" w:type="dxa"/>
-              <w:left w:w="150" w:type="dxa"/>
-              <w:right w:w="150" w:type="dxa"/>
-            </w:tcMar>
-          </w:tcPr>
-          <w:p>
-            <w:r>
-              <w:rPr>
-                <w:b/>
-                <w:color w:val="1A365D"/>
-                <w:sz w:val="19"/>
-              </w:rPr>
-              <w:t>Correct Answer: 3</w:t>
-              <w:br/>
-            </w:r>
-            <w:r>
-              <w:rPr>
-                <w:color w:val="2D3748"/>
-                <w:sz w:val="18"/>
-              </w:rPr>
-              <w:t>Solution Analysis:</w:t>
-              <w:br/>
-              <w:t>To analyze the given circuit, we can use the equation for induced electromotive force (EMF) in an inductor. The formula is: ε-(LdI / dt)-I · R=0 For this circuit, we have: ε=12V (the applied EMF) L=3H (the inductance of the inductor) (dI / dt)=8A/s (the rate of change of current) Assuming the direction of current is such that the change in current is negative, substitute these values into the equation: 12-3 × (-8)-I × 12=0 Solving for I (the current in the circuit): 12+24-12I=0 36=12I I=(36 / 12)=3A Thus, the current at the moment when the resistance R is 12Ω is 3A .</w:t>
+              <w:t>When a conductor moves through a uniform magnetic field, it experiences motional EMF. For a rod of length l moving with velocity v perpendicular to a magnetic field B , the induced emf is : ε=Bvl The given values are, B=0.10T v=1.5m/s l=1m Putting the values, ε=(0.10) × (1.5) × (1)=0.15Volts Using Ohm's Law, where R is the total resistance of the circuit: I=(ε / R) Given R=2Ω : I=(0.15 / 2)=0.075Amperes A current-carrying wire in a magnetic field experiences a force given by: F_(m)=IlBsin(θ) Since the rod is perpendicular to the field, θ=90° , ⇒ F_(m)=IlB According to Lenz's Law, this magnetic force will act in a direction opposite to the motion (towards the left). F_(m)=(0.075) × (1) × (0.10) ⇒ F_(m)=0.0075N=7.5 × 10^-3N Then the net force to move the rod with constant speed must be zero. Therefore, the external force ( F_(ext) ) must be equal in magnitude to the magnetic force: F_(ext)=F_(m)=7.5 × 10^-3N Therefore, the external force required to maintain the constant velocity of 1.5m/s against the magnetic resistance is 7.5 × 10^-3N . Hence, the correct option is (B).</w:t>
             </w:r>
           </w:p>
         </w:tc>
